--- a/docs/页面布局课程教学网站项目说明.docx
+++ b/docs/页面布局课程教学网站项目说明.docx
@@ -188,6 +188,7 @@
       <w:tr>
         <w:trPr>
           <w:tblHeader w:val="true"/>
+          <w:cantSplit/>
         </w:trPr>
         <w:tc>
           <w:tcPr>
@@ -293,6 +294,9 @@
         </w:tc>
       </w:tr>
       <w:tr>
+        <w:trPr>
+          <w:cantSplit/>
+        </w:trPr>
         <w:tc>
           <w:tcPr>
             <w:tcW w:type="dxa" w:w="1701"/>
@@ -394,6 +398,9 @@
         </w:tc>
       </w:tr>
       <w:tr>
+        <w:trPr>
+          <w:cantSplit/>
+        </w:trPr>
         <w:tc>
           <w:tcPr>
             <w:tcW w:type="dxa" w:w="1701"/>
@@ -498,6 +505,9 @@
         </w:tc>
       </w:tr>
       <w:tr>
+        <w:trPr>
+          <w:cantSplit/>
+        </w:trPr>
         <w:tc>
           <w:tcPr>
             <w:tcW w:type="dxa" w:w="1701"/>
@@ -599,6 +609,9 @@
         </w:tc>
       </w:tr>
       <w:tr>
+        <w:trPr>
+          <w:cantSplit/>
+        </w:trPr>
         <w:tc>
           <w:tcPr>
             <w:tcW w:type="dxa" w:w="1701"/>
@@ -703,6 +716,9 @@
         </w:tc>
       </w:tr>
       <w:tr>
+        <w:trPr>
+          <w:cantSplit/>
+        </w:trPr>
         <w:tc>
           <w:tcPr>
             <w:tcW w:type="dxa" w:w="1701"/>
@@ -804,6 +820,9 @@
         </w:tc>
       </w:tr>
       <w:tr>
+        <w:trPr>
+          <w:cantSplit/>
+        </w:trPr>
         <w:tc>
           <w:tcPr>
             <w:tcW w:type="dxa" w:w="1701"/>
@@ -908,6 +927,9 @@
         </w:tc>
       </w:tr>
       <w:tr>
+        <w:trPr>
+          <w:cantSplit/>
+        </w:trPr>
         <w:tc>
           <w:tcPr>
             <w:tcW w:type="dxa" w:w="1701"/>
@@ -1130,6 +1152,7 @@
       <w:tr>
         <w:trPr>
           <w:tblHeader w:val="true"/>
+          <w:cantSplit/>
         </w:trPr>
         <w:tc>
           <w:tcPr>
@@ -1269,6 +1292,9 @@
         </w:tc>
       </w:tr>
       <w:tr>
+        <w:trPr>
+          <w:cantSplit/>
+        </w:trPr>
         <w:tc>
           <w:tcPr>
             <w:tcW w:type="dxa" w:w="1190"/>
@@ -1403,6 +1429,9 @@
         </w:tc>
       </w:tr>
       <w:tr>
+        <w:trPr>
+          <w:cantSplit/>
+        </w:trPr>
         <w:tc>
           <w:tcPr>
             <w:tcW w:type="dxa" w:w="1190"/>
@@ -1541,6 +1570,9 @@
         </w:tc>
       </w:tr>
       <w:tr>
+        <w:trPr>
+          <w:cantSplit/>
+        </w:trPr>
         <w:tc>
           <w:tcPr>
             <w:tcW w:type="dxa" w:w="1190"/>
@@ -1675,6 +1707,9 @@
         </w:tc>
       </w:tr>
       <w:tr>
+        <w:trPr>
+          <w:cantSplit/>
+        </w:trPr>
         <w:tc>
           <w:tcPr>
             <w:tcW w:type="dxa" w:w="1190"/>
@@ -1813,6 +1848,9 @@
         </w:tc>
       </w:tr>
       <w:tr>
+        <w:trPr>
+          <w:cantSplit/>
+        </w:trPr>
         <w:tc>
           <w:tcPr>
             <w:tcW w:type="dxa" w:w="1190"/>
@@ -1947,6 +1985,9 @@
         </w:tc>
       </w:tr>
       <w:tr>
+        <w:trPr>
+          <w:cantSplit/>
+        </w:trPr>
         <w:tc>
           <w:tcPr>
             <w:tcW w:type="dxa" w:w="1190"/>
@@ -2205,6 +2246,7 @@
       <w:tr>
         <w:trPr>
           <w:tblHeader w:val="true"/>
+          <w:cantSplit/>
         </w:trPr>
         <w:tc>
           <w:tcPr>
@@ -2344,6 +2386,9 @@
         </w:tc>
       </w:tr>
       <w:tr>
+        <w:trPr>
+          <w:cantSplit/>
+        </w:trPr>
         <w:tc>
           <w:tcPr>
             <w:tcW w:type="dxa" w:w="1247"/>
@@ -2478,6 +2523,9 @@
         </w:tc>
       </w:tr>
       <w:tr>
+        <w:trPr>
+          <w:cantSplit/>
+        </w:trPr>
         <w:tc>
           <w:tcPr>
             <w:tcW w:type="dxa" w:w="1247"/>
@@ -2616,6 +2664,9 @@
         </w:tc>
       </w:tr>
       <w:tr>
+        <w:trPr>
+          <w:cantSplit/>
+        </w:trPr>
         <w:tc>
           <w:tcPr>
             <w:tcW w:type="dxa" w:w="1247"/>
@@ -2750,6 +2801,9 @@
         </w:tc>
       </w:tr>
       <w:tr>
+        <w:trPr>
+          <w:cantSplit/>
+        </w:trPr>
         <w:tc>
           <w:tcPr>
             <w:tcW w:type="dxa" w:w="1247"/>
@@ -2888,6 +2942,9 @@
         </w:tc>
       </w:tr>
       <w:tr>
+        <w:trPr>
+          <w:cantSplit/>
+        </w:trPr>
         <w:tc>
           <w:tcPr>
             <w:tcW w:type="dxa" w:w="1247"/>
@@ -3022,6 +3079,9 @@
         </w:tc>
       </w:tr>
       <w:tr>
+        <w:trPr>
+          <w:cantSplit/>
+        </w:trPr>
         <w:tc>
           <w:tcPr>
             <w:tcW w:type="dxa" w:w="1247"/>
@@ -3230,6 +3290,7 @@
       <w:tr>
         <w:trPr>
           <w:tblHeader w:val="true"/>
+          <w:cantSplit/>
         </w:trPr>
         <w:tc>
           <w:tcPr>
@@ -3335,6 +3396,9 @@
         </w:tc>
       </w:tr>
       <w:tr>
+        <w:trPr>
+          <w:cantSplit/>
+        </w:trPr>
         <w:tc>
           <w:tcPr>
             <w:tcW w:type="dxa" w:w="1530"/>
@@ -3436,6 +3500,9 @@
         </w:tc>
       </w:tr>
       <w:tr>
+        <w:trPr>
+          <w:cantSplit/>
+        </w:trPr>
         <w:tc>
           <w:tcPr>
             <w:tcW w:type="dxa" w:w="1530"/>
@@ -3540,6 +3607,9 @@
         </w:tc>
       </w:tr>
       <w:tr>
+        <w:trPr>
+          <w:cantSplit/>
+        </w:trPr>
         <w:tc>
           <w:tcPr>
             <w:tcW w:type="dxa" w:w="1530"/>
@@ -3641,6 +3711,9 @@
         </w:tc>
       </w:tr>
       <w:tr>
+        <w:trPr>
+          <w:cantSplit/>
+        </w:trPr>
         <w:tc>
           <w:tcPr>
             <w:tcW w:type="dxa" w:w="1530"/>
@@ -3745,6 +3818,9 @@
         </w:tc>
       </w:tr>
       <w:tr>
+        <w:trPr>
+          <w:cantSplit/>
+        </w:trPr>
         <w:tc>
           <w:tcPr>
             <w:tcW w:type="dxa" w:w="1530"/>
@@ -3846,6 +3922,9 @@
         </w:tc>
       </w:tr>
       <w:tr>
+        <w:trPr>
+          <w:cantSplit/>
+        </w:trPr>
         <w:tc>
           <w:tcPr>
             <w:tcW w:type="dxa" w:w="1530"/>
@@ -3950,6 +4029,9 @@
         </w:tc>
       </w:tr>
       <w:tr>
+        <w:trPr>
+          <w:cantSplit/>
+        </w:trPr>
         <w:tc>
           <w:tcPr>
             <w:tcW w:type="dxa" w:w="1530"/>
@@ -4235,6 +4317,7 @@
       <w:tr>
         <w:trPr>
           <w:tblHeader w:val="true"/>
+          <w:cantSplit/>
         </w:trPr>
         <w:tc>
           <w:tcPr>
@@ -4340,6 +4423,9 @@
         </w:tc>
       </w:tr>
       <w:tr>
+        <w:trPr>
+          <w:cantSplit/>
+        </w:trPr>
         <w:tc>
           <w:tcPr>
             <w:tcW w:type="dxa" w:w="2154"/>
@@ -4441,6 +4527,9 @@
         </w:tc>
       </w:tr>
       <w:tr>
+        <w:trPr>
+          <w:cantSplit/>
+        </w:trPr>
         <w:tc>
           <w:tcPr>
             <w:tcW w:type="dxa" w:w="2154"/>
@@ -4545,6 +4634,9 @@
         </w:tc>
       </w:tr>
       <w:tr>
+        <w:trPr>
+          <w:cantSplit/>
+        </w:trPr>
         <w:tc>
           <w:tcPr>
             <w:tcW w:type="dxa" w:w="2154"/>
@@ -4646,6 +4738,9 @@
         </w:tc>
       </w:tr>
       <w:tr>
+        <w:trPr>
+          <w:cantSplit/>
+        </w:trPr>
         <w:tc>
           <w:tcPr>
             <w:tcW w:type="dxa" w:w="2154"/>
@@ -4750,6 +4845,9 @@
         </w:tc>
       </w:tr>
       <w:tr>
+        <w:trPr>
+          <w:cantSplit/>
+        </w:trPr>
         <w:tc>
           <w:tcPr>
             <w:tcW w:type="dxa" w:w="2154"/>
@@ -5734,9 +5832,6 @@
     <w:qFormat/>
     <w:rsid w:val="00FC693F"/>
     <w:pPr>
-      <w:pBdr>
-        <w:bottom w:val="single" w:sz="8" w:space="4" w:color="4F81BD" w:themeColor="accent1"/>
-      </w:pBdr>
       <w:spacing w:after="300" w:line="240" w:lineRule="auto"/>
       <w:contextualSpacing/>
     </w:pPr>
